--- a/uploads/Proposta/Proposta_HAIR SUMMIT_.docx
+++ b/uploads/Proposta/Proposta_HAIR SUMMIT_.docx
@@ -389,7 +389,7 @@
                 <w:szCs w:val="24"/>
                 <w:u w:val="single"/>
               </w:rPr>
-              <w:t xml:space="preserve">02/04/2025 ATÉ: 02/04/2025</w:t>
+              <w:t xml:space="preserve">09/04/2026 ATÉ: 09/04/2026</w:t>
             </w:r>
           </w:p>
         </w:tc>
@@ -445,7 +445,7 @@
                 <w:szCs w:val="24"/>
                 <w:u w:val="single"/>
               </w:rPr>
-              <w:t xml:space="preserve">03/04/2025 ATÉ: 05/04/2025</w:t>
+              <w:t xml:space="preserve">09/04/2026 ATÉ: 11/04/2026</w:t>
             </w:r>
           </w:p>
         </w:tc>
@@ -501,7 +501,7 @@
                 <w:szCs w:val="24"/>
                 <w:u w:val="single"/>
               </w:rPr>
-              <w:t xml:space="preserve">06/04/2025 ATÉ: 08/04/2025</w:t>
+              <w:t xml:space="preserve">12/04/2026 ATÉ: 14/04/2026</w:t>
             </w:r>
           </w:p>
         </w:tc>
@@ -564,7 +564,7 @@
                 <w:szCs w:val="24"/>
                 <w:u w:val="single"/>
               </w:rPr>
-              <w:t xml:space="preserve">09/04/2025 ATÉ: 09/04/2025</w:t>
+              <w:t xml:space="preserve">15/04/2026 ATÉ: 15/04/2026</w:t>
             </w:r>
           </w:p>
         </w:tc>
@@ -614,36 +614,6 @@
             <w:rPr>
               <w:rFonts w:ascii="Abel" w:hAnsi="Abel" w:cs="Abel"/>
             </w:rPr>
-            <w:t xml:space="preserve"/>
-          </w:r>
-          <w:r>
-            <w:rPr>
-              <w:b/>
-              <w:i/>
-              <w:rFonts w:ascii="Abel" w:hAnsi="Abel" w:cs="Abel"/>
-            </w:rPr>
-            <w:t xml:space="preserve">ATUALIZAÇÃO DE PLANTA</w:t>
-          </w:r>
-          <w:r>
-            <w:rPr>
-              <w:rFonts w:ascii="Abel" w:hAnsi="Abel" w:cs="Abel"/>
-            </w:rPr>
-            <w:t xml:space="preserve"/>
-            <w:br/>
-            <w:t xml:space="preserve">● Atualização da Planta (2x por semana via e-mail)</w:t>
-            <w:br/>
-            <w:t xml:space="preserve">● Suporte Técnico durante a Comercialização</w:t>
-            <w:br/>
-            <w:t xml:space="preserve"/>
-            <w:br/>
-            <w:t xml:space="preserve">• 1 AtualizaçãO De Planta</w:t>
-            <w:br/>
-            <w:t xml:space="preserve"/>
-            <w:br/>
-            <w:t xml:space="preserve"/>
-            <w:br/>
-            <w:t xml:space="preserve"/>
-            <w:br/>
             <w:t xml:space="preserve"/>
           </w:r>
           <w:r>
@@ -668,7 +638,37 @@
             <w:br/>
             <w:t xml:space="preserve"/>
             <w:br/>
-            <w:t xml:space="preserve">• 1 Analista De Projetos, 25 Diária(s), de: 11/03/2025 até: 04/04/2025</w:t>
+            <w:t xml:space="preserve">• 1 Analista De Projetos, 25 Diária(s), de: 16/03/2026 até: 09/04/2026</w:t>
+            <w:br/>
+            <w:t xml:space="preserve"/>
+            <w:br/>
+            <w:t xml:space="preserve"/>
+            <w:br/>
+            <w:t xml:space="preserve"/>
+            <w:br/>
+            <w:t xml:space="preserve"/>
+          </w:r>
+          <w:r>
+            <w:rPr>
+              <w:b/>
+              <w:i/>
+              <w:rFonts w:ascii="Abel" w:hAnsi="Abel" w:cs="Abel"/>
+            </w:rPr>
+            <w:t xml:space="preserve">ATUALIZAÇÃO DE PLANTA</w:t>
+          </w:r>
+          <w:r>
+            <w:rPr>
+              <w:rFonts w:ascii="Abel" w:hAnsi="Abel" w:cs="Abel"/>
+            </w:rPr>
+            <w:t xml:space="preserve"/>
+            <w:br/>
+            <w:t xml:space="preserve">● Atualização da Planta (2x por semana via e-mail)</w:t>
+            <w:br/>
+            <w:t xml:space="preserve">● Suporte Técnico durante a Comercialização</w:t>
+            <w:br/>
+            <w:t xml:space="preserve"/>
+            <w:br/>
+            <w:t xml:space="preserve">• 1 AtualizaçãO De Planta, 1 Diária(s), de: 09/04/2026 até: 09/04/2026</w:t>
           </w:r>
         </w:t>
       </w:r>
@@ -998,7 +998,7 @@
           <w:sz w:val="24"/>
           <w:szCs w:val="24"/>
         </w:rPr>
-        <w:t xml:space="preserve">• 1 Ajudante De MarcaçãO</w:t>
+        <w:t xml:space="preserve">• 2 Ajudante De MarcaçãO, 1 Diária(s), de: 09/04/2026 até: 09/04/2026</w:t>
       </w:r>
     </w:p>
     <w:p>
@@ -1018,7 +1018,7 @@
           <w:sz w:val="24"/>
           <w:szCs w:val="24"/>
         </w:rPr>
-        <w:t xml:space="preserve">• 1 Sistema AnáLise De Projetos</w:t>
+        <w:t xml:space="preserve">• 1 Atendente De Caex -Mono, 6 Diária(s), de: 09/04/2026 até: 14/04/2026</w:t>
       </w:r>
     </w:p>
     <w:p>
@@ -1038,7 +1038,7 @@
           <w:sz w:val="24"/>
           <w:szCs w:val="24"/>
         </w:rPr>
-        <w:t xml:space="preserve">• 1 Sistema De Caex</w:t>
+        <w:t xml:space="preserve">• 1 Coordenador De Atendimento - EscritóRio Ja, 45 Diária(s), de: 24/02/2026 até: 09/04/2026</w:t>
       </w:r>
     </w:p>
     <w:p>
@@ -1058,7 +1058,7 @@
           <w:sz w:val="24"/>
           <w:szCs w:val="24"/>
         </w:rPr>
-        <w:t xml:space="preserve">• 1 Atendente De Caex -Mono, 6 Diária(s), de: 03/04/2025 até: 08/04/2025</w:t>
+        <w:t xml:space="preserve">• 1 Coordenador De Caex, 6 Diária(s), de: 09/04/2026 até: 14/04/2026</w:t>
       </w:r>
     </w:p>
     <w:p>
@@ -1078,7 +1078,7 @@
           <w:sz w:val="24"/>
           <w:szCs w:val="24"/>
         </w:rPr>
-        <w:t xml:space="preserve">• 1 Coordenador De Atendimento - EscritóRio Ja, 45 Diária(s), de: 23/02/2025 até: 08/04/2025</w:t>
+        <w:t xml:space="preserve">• 1 Coordenador Operacional 1, 7 Diária(s), de: 09/04/2026 até: 15/04/2026</w:t>
       </w:r>
     </w:p>
     <w:p>
@@ -1098,7 +1098,7 @@
           <w:sz w:val="24"/>
           <w:szCs w:val="24"/>
         </w:rPr>
-        <w:t xml:space="preserve">• 1 Coordenador De Atendimento - EscritóRio Ja, 45 Diária(s), de: 23/02/2025 até: 08/04/2025</w:t>
+        <w:t xml:space="preserve">• 1 Fiscal Diurno, 7 Diária(s), de: 09/04/2026 até: 15/04/2026</w:t>
       </w:r>
     </w:p>
     <w:p>
@@ -1118,7 +1118,7 @@
           <w:sz w:val="24"/>
           <w:szCs w:val="24"/>
         </w:rPr>
-        <w:t xml:space="preserve">• 1 Coordenador De Caex, 6 Diária(s), de: 03/04/2025 até: 08/04/2025</w:t>
+        <w:t xml:space="preserve">• 1 Fiscal Noturno, 7 Diária(s), de: 09/04/2026 até: 15/04/2026</w:t>
       </w:r>
     </w:p>
     <w:p>
@@ -1138,7 +1138,7 @@
           <w:sz w:val="24"/>
           <w:szCs w:val="24"/>
         </w:rPr>
-        <w:t xml:space="preserve">• 1 Coordenador Operacional 1, 8 Diária(s), de: 02/04/2025 até: 09/04/2025</w:t>
+        <w:t xml:space="preserve">• 1 Sistema AnáLise De Projetos, 1 Diária(s), de: 09/04/2026 até: 09/04/2026</w:t>
       </w:r>
     </w:p>
     <w:p>
@@ -1158,27 +1158,7 @@
           <w:sz w:val="24"/>
           <w:szCs w:val="24"/>
         </w:rPr>
-        <w:t xml:space="preserve">• 1 Fiscal Diurno, 8 Diária(s), de: 02/04/2025 até: 09/04/2025</w:t>
-      </w:r>
-    </w:p>
-    <w:p>
-      <w:pPr>
-        <w:pStyle w:val="PargrafodaLista"/>
-        <w:spacing w:line="285" w:lineRule="atLeast"/>
-        <w:ind w:left="0"/>
-        <w:rPr>
-          <w:rFonts w:ascii="Abel" w:hAnsi="Abel"/>
-          <w:sz w:val="24"/>
-          <w:szCs w:val="24"/>
-        </w:rPr>
-      </w:pPr>
-      <w:r>
-        <w:rPr>
-          <w:rFonts w:ascii="Abel" w:hAnsi="Abel"/>
-          <w:sz w:val="24"/>
-          <w:szCs w:val="24"/>
-        </w:rPr>
-        <w:t xml:space="preserve">• 1 Fiscal Noturno, 8 Diária(s), de: 02/04/2025 até: 09/04/2025</w:t>
+        <w:t xml:space="preserve">• 1 Sistema De Caex, 1 Diária(s), de: 09/04/2026 até: 09/04/2026</w:t>
       </w:r>
     </w:p>
     <w:p>
@@ -1271,7 +1251,7 @@
           <w:sz w:val="24"/>
           <w:szCs w:val="24"/>
         </w:rPr>
-        <w:t xml:space="preserve">• 1 Impressora Multifuncional, 6 Diária(s), de: 03/04/2025 até: 08/04/2025</w:t>
+        <w:t xml:space="preserve">• 1 Impressora Multifuncional, 6 Diária(s), de: 09/04/2026 até: 14/04/2026</w:t>
       </w:r>
     </w:p>
     <w:p>
@@ -1291,7 +1271,7 @@
           <w:sz w:val="24"/>
           <w:szCs w:val="24"/>
         </w:rPr>
-        <w:t xml:space="preserve">• 2 Impressora De Etiqueta, 6 Diária(s), de: 03/04/2025 até: 08/04/2025</w:t>
+        <w:t xml:space="preserve">• 2 Impressora De Etiqueta, 6 Diária(s), de: 09/04/2026 até: 14/04/2026</w:t>
       </w:r>
     </w:p>
     <w:p>
@@ -1311,7 +1291,7 @@
           <w:sz w:val="24"/>
           <w:szCs w:val="24"/>
         </w:rPr>
-        <w:t xml:space="preserve">• 2 Notebook, 6 Diária(s), de: 03/04/2025 até: 08/04/2025</w:t>
+        <w:t xml:space="preserve">• 2 Notebook, 6 Diária(s), de: 09/04/2026 até: 14/04/2026</w:t>
       </w:r>
     </w:p>
     <w:p>
@@ -1568,7 +1548,7 @@
           <w:sz w:val="24"/>
           <w:szCs w:val="24"/>
         </w:rPr>
-        <w:t xml:space="preserve">2025</w:t>
+        <w:t xml:space="preserve">2026</w:t>
       </w:r>
       <w:r>
         <w:rPr>
@@ -1586,7 +1566,7 @@
           <w:sz w:val="24"/>
           <w:szCs w:val="24"/>
         </w:rPr>
-        <w:t xml:space="preserve">R$ 44.473,60</w:t>
+        <w:t xml:space="preserve">R$ 55.242,50</w:t>
       </w:r>
       <w:r>
         <w:rPr>
@@ -1765,7 +1745,7 @@
           <w:i/>
           <w:iCs/>
         </w:rPr>
-        <w:t xml:space="preserve">09/02/2026</w:t>
+        <w:t xml:space="preserve">12/03/2026</w:t>
       </w:r>
     </w:p>
     <w:p>
